--- a/Entregas/Sprint 1/Desenvolvimento Frontend/H4 - Criar interface de upload drag-and-drop/PSP2 - S1T21 - Tela de Configuracao.docx
+++ b/Entregas/Sprint 1/Desenvolvimento Frontend/H4 - Criar interface de upload drag-and-drop/PSP2 - S1T21 - Tela de Configuracao.docx
@@ -46,6 +46,62 @@
       </w:pPr>
       <w:r>
         <w:t xml:space="preserve"/>
+      </w:r>
+    </w:p>
+    <w:p>
+      <w:pPr>
+        <w:pStyle w:val="Heading2"/>
+        <w:spacing w:after="180" w:before="120"/>
+      </w:pPr>
+      <w:r>
+        <w:rPr>
+          <w:rFonts w:ascii="Arial" w:cs="Arial" w:eastAsia="Arial" w:hAnsi="Arial"/>
+          <w:b/>
+          <w:bCs/>
+          <w:color w:val="1F3864"/>
+          <w:sz w:val="28"/>
+          <w:szCs w:val="28"/>
+        </w:rPr>
+        <w:t xml:space="preserve">📖 Em palavras simples</w:t>
+      </w:r>
+    </w:p>
+    <w:p>
+      <w:pPr>
+        <w:spacing w:after="180"/>
+      </w:pPr>
+      <w:r>
+        <w:rPr>
+          <w:rFonts w:ascii="Arial" w:cs="Arial" w:eastAsia="Arial" w:hAnsi="Arial"/>
+          <w:sz w:val="22"/>
+          <w:szCs w:val="22"/>
+        </w:rPr>
+        <w:t xml:space="preserve">Essa tela é onde o aluno informa quem é (nome), em que semestre está e quais matérias está cursando. Sem essas informações o sistema não tem como saber onde colocar cada documento (qual matéria? qual semestre?) nem como deixar a pasta do Drive organizada.</w:t>
+      </w:r>
+    </w:p>
+    <w:p>
+      <w:pPr>
+        <w:spacing w:after="180"/>
+      </w:pPr>
+      <w:r>
+        <w:rPr>
+          <w:rFonts w:ascii="Arial" w:cs="Arial" w:eastAsia="Arial" w:hAnsi="Arial"/>
+          <w:sz w:val="22"/>
+          <w:szCs w:val="22"/>
+        </w:rPr>
+        <w:t xml:space="preserve">O aluno cadastra cada matéria com um código curto em UPPERCASE (ex: FISICA3, CALC3) e um nome amigável (Física 3, Cálculo 3). O código é usado pra renomear os arquivos, o nome é usado nas pastas. Tudo é validado em tempo real — se o aluno digitar lowercase ou com espaço, o sistema corrige sozinho.</w:t>
+      </w:r>
+    </w:p>
+    <w:p>
+      <w:pPr>
+        <w:spacing w:after="180"/>
+      </w:pPr>
+      <w:r>
+        <w:rPr>
+          <w:rFonts w:ascii="Arial" w:cs="Arial" w:eastAsia="Arial" w:hAnsi="Arial"/>
+          <w:sz w:val="22"/>
+          <w:szCs w:val="22"/>
+        </w:rPr>
+        <w:t xml:space="preserve">Por que isso importa? Essa configuração é o “contrato” entre o aluno e o sistema: a partir do que ele informa aqui, todos os outros estágios sabem como classificar, renomear e organizar. Configurar uma vez economiza correção manual em todos os documentos seguintes.</w:t>
       </w:r>
     </w:p>
     <w:p>
